--- a/extrakty/doc/TC278WG4/extract_24530-3_(2008).docx
+++ b/extrakty/doc/TC278WG4/extract_24530-3_(2008).docx
@@ -417,7 +417,7 @@
       </w:r>
       <w:r>
         <w:rPr/>
-        <w:t>american television standards committee – americká televizní standardizační komise</w:t>
+        <w:t xml:space="preserve">American television standards committee – americká televizní standardizační komise</w:t>
       </w:r>
     </w:p>
     <w:p>

--- a/extrakty/doc/TC278WG4/extract_24530-3_(2008).docx
+++ b/extrakty/doc/TC278WG4/extract_24530-3_(2008).docx
@@ -276,6 +276,16 @@
     <w:p>
       <w:pPr>
         <w:pStyle w:val="Textnormy"/>
+        <w:rPr/>
+      </w:pPr>
+      <w:r>
+        <w:rPr/>
+        <w:t xml:space="preserve">Poznámka: Extrakt uvádí vybrané kapitoly popisovaného dokumentu a přejímá původní číslování kapitol.</w:t>
+      </w:r>
+    </w:p>
+    <w:p>
+      <w:pPr>
+        <w:pStyle w:val="Textnormy"/>
         <w:rPr>
           <w:b/>
           <w:sz w:val="22"/>
@@ -316,7 +326,35 @@
           <w:sz w:val="22"/>
           <w:szCs w:val="22"/>
         </w:rPr>
-        <w:t>Souvisící normy</w:t>
+        <w:t>1 Předmět normy</w:t>
+      </w:r>
+    </w:p>
+    <w:p>
+      <w:pPr>
+        <w:pStyle w:val="Textnormy"/>
+        <w:rPr/>
+      </w:pPr>
+      <w:r>
+        <w:rPr/>
+        <w:t xml:space="preserve">Tato norma definuje kódování XML metody aplikace TPEG RTM. Aplikace TPEG RTM slouží k přenosu dopravních informací koncovým uživatelům s využitím široké škálu nosičů. </w:t>
+      </w:r>
+    </w:p>
+    <w:p>
+      <w:pPr>
+        <w:pStyle w:val="Textnormy"/>
+        <w:rPr>
+          <w:b/>
+          <w:sz w:val="22"/>
+          <w:szCs w:val="22"/>
+        </w:rPr>
+      </w:pPr>
+      <w:r>
+        <w:rPr>
+          <w:b/>
+          <w:sz w:val="22"/>
+          <w:szCs w:val="22"/>
+        </w:rPr>
+        <w:t xml:space="preserve">2 Souvisící normy</w:t>
       </w:r>
     </w:p>
     <w:p>
@@ -344,35 +382,7 @@
           <w:sz w:val="22"/>
           <w:szCs w:val="22"/>
         </w:rPr>
-        <w:t>1 Předmět normy</w:t>
-      </w:r>
-    </w:p>
-    <w:p>
-      <w:pPr>
-        <w:pStyle w:val="Textnormy"/>
-        <w:rPr/>
-      </w:pPr>
-      <w:r>
-        <w:rPr/>
-        <w:t xml:space="preserve">Tato norma definuje kódování XML metody aplikace TPEG RTM. Aplikace TPEG RTM slouží k přenosu dopravních informací koncovým uživatelům s využitím široké škálu nosičů. </w:t>
-      </w:r>
-    </w:p>
-    <w:p>
-      <w:pPr>
-        <w:pStyle w:val="Textnormy"/>
-        <w:rPr>
-          <w:b/>
-          <w:sz w:val="22"/>
-          <w:szCs w:val="22"/>
-        </w:rPr>
-      </w:pPr>
-      <w:r>
-        <w:rPr>
-          <w:b/>
-          <w:sz w:val="22"/>
-          <w:szCs w:val="22"/>
-        </w:rPr>
-        <w:t>3 Zkratky</w:t>
+        <w:t xml:space="preserve">3 Symboly a zkratky</w:t>
       </w:r>
     </w:p>
     <w:p>
@@ -609,6 +619,16 @@
         <w:tab/>
         <w:tab/>
         <w:t>extensible markup language – rozšiřitelný značkovací jazyk</w:t>
+      </w:r>
+    </w:p>
+    <w:p>
+      <w:pPr>
+        <w:pStyle w:val="Textnormy"/>
+        <w:rPr/>
+      </w:pPr>
+      <w:r>
+        <w:rPr/>
+        <w:t xml:space="preserve">Další termíny a zkratky z oboru ITS jsou obsaženy ve slovníku ITS terminology (www.ITSterminology.org).</w:t>
       </w:r>
     </w:p>
     <w:p>
@@ -715,7 +735,7 @@
             </wp:cNvGraphicFramePr>
             <a:graphic xmlns:a="http://schemas.openxmlformats.org/drawingml/2006/main">
               <a:graphicData uri="http://schemas.openxmlformats.org/drawingml/2006/picture">
-                <pic:pic xmlns:pic="http://schemas.openxmlformats.org/drawingml/2006/picture">
+                <pic:pic>
                   <pic:nvPicPr>
                     <pic:cNvPr id="1" name="Image1"/>
                     <pic:cNvPicPr>
@@ -850,7 +870,7 @@
             </wp:cNvGraphicFramePr>
             <a:graphic xmlns:a="http://schemas.openxmlformats.org/drawingml/2006/main">
               <a:graphicData uri="http://schemas.openxmlformats.org/drawingml/2006/picture">
-                <pic:pic xmlns:pic="http://schemas.openxmlformats.org/drawingml/2006/picture">
+                <pic:pic>
                   <pic:nvPicPr>
                     <pic:cNvPr id="2" name="Image2"/>
                     <pic:cNvPicPr>
@@ -1188,7 +1208,7 @@
             </wp:cNvGraphicFramePr>
             <a:graphic xmlns:a="http://schemas.openxmlformats.org/drawingml/2006/main">
               <a:graphicData uri="http://schemas.openxmlformats.org/drawingml/2006/picture">
-                <pic:pic xmlns:pic="http://schemas.openxmlformats.org/drawingml/2006/picture">
+                <pic:pic>
                   <pic:nvPicPr>
                     <pic:cNvPr id="3" name="Image3"/>
                     <pic:cNvPicPr>
@@ -1256,7 +1276,7 @@
             </wp:cNvGraphicFramePr>
             <a:graphic xmlns:a="http://schemas.openxmlformats.org/drawingml/2006/main">
               <a:graphicData uri="http://schemas.openxmlformats.org/drawingml/2006/picture">
-                <pic:pic xmlns:pic="http://schemas.openxmlformats.org/drawingml/2006/picture">
+                <pic:pic>
                   <pic:nvPicPr>
                     <pic:cNvPr id="4" name="Image4"/>
                     <pic:cNvPicPr>
@@ -1350,7 +1370,7 @@
             </wp:cNvGraphicFramePr>
             <a:graphic xmlns:a="http://schemas.openxmlformats.org/drawingml/2006/main">
               <a:graphicData uri="http://schemas.openxmlformats.org/drawingml/2006/picture">
-                <pic:pic xmlns:pic="http://schemas.openxmlformats.org/drawingml/2006/picture">
+                <pic:pic>
                   <pic:nvPicPr>
                     <pic:cNvPr id="5" name="Image5"/>
                     <pic:cNvPicPr>
@@ -1699,7 +1719,7 @@
             </wp:cNvGraphicFramePr>
             <a:graphic xmlns:a="http://schemas.openxmlformats.org/drawingml/2006/main">
               <a:graphicData uri="http://schemas.openxmlformats.org/drawingml/2006/picture">
-                <pic:pic xmlns:pic="http://schemas.openxmlformats.org/drawingml/2006/picture">
+                <pic:pic>
                   <pic:nvPicPr>
                     <pic:cNvPr id="6" name="Image6"/>
                     <pic:cNvPicPr>
@@ -1768,7 +1788,7 @@
             </wp:cNvGraphicFramePr>
             <a:graphic xmlns:a="http://schemas.openxmlformats.org/drawingml/2006/main">
               <a:graphicData uri="http://schemas.openxmlformats.org/drawingml/2006/picture">
-                <pic:pic xmlns:pic="http://schemas.openxmlformats.org/drawingml/2006/picture">
+                <pic:pic>
                   <pic:nvPicPr>
                     <pic:cNvPr id="7" name="Image7"/>
                     <pic:cNvPicPr>

--- a/extrakty/doc/TC278WG4/extract_24530-3_(2008).docx
+++ b/extrakty/doc/TC278WG4/extract_24530-3_(2008).docx
@@ -25,7 +25,7 @@
           <w:sz w:val="40"/>
           <w:szCs w:val="40"/>
         </w:rPr>
-        <w:t>EXTRAKT z české technické normy</w:t>
+        <w:t xml:space="preserve">EXTRAKT z technické specifikace CEN</w:t>
       </w:r>
     </w:p>
     <w:p>
@@ -136,7 +136,7 @@
                 <w:sz w:val="32"/>
                 <w:lang w:val="en-US" w:eastAsia="en-US"/>
               </w:rPr>
-              <w:t>ČSN P CEN ISO/TS 24530-3</w:t>
+              <w:t xml:space="preserve">CEN ISO/TS 24530-3</w:t>
             </w:r>
           </w:p>
           <w:p>
@@ -164,7 +164,7 @@
             </w:pPr>
             <w:r>
               <w:rPr/>
-              <w:t>01 8257</w:t>
+              <w:t xml:space="preserve"/>
             </w:r>
           </w:p>
         </w:tc>
@@ -180,9 +180,9 @@
       </w:pPr>
       <w:r>
         <w:rPr/>
-        <w:t>Platí od 1.1.2007</w:t>
+        <w:t xml:space="preserve">Vydána 2006, 59 stran</w:t>
         <w:tab/>
-        <w:t>60 stran</w:t>
+        <w:t/>
       </w:r>
     </w:p>
     <w:p>
